--- a/data/outputs/v2/General_Science/SS1.3_Nutrition_in_Animals/quiz/General_Science_G10_SS1.3_Nutrition_in_Animals_L7_AnswerKey.docx
+++ b/data/outputs/v2/General_Science/SS1.3_Nutrition_in_Animals/quiz/General_Science_G10_SS1.3_Nutrition_in_Animals_L7_AnswerKey.docx
@@ -1405,7 +1405,7 @@
         </w:rPr>
         <w:t xml:space="preserve">© 2026 SeaVuria and ARES. Aligned with KICD objectives. Developed by SeaVuria; technical implementation by ARES (with AI assistance from Claude). Licensed under </w:t>
       </w:r>
-      <w:hyperlink w:history="1" r:id="rIdlyh_gujutkcclaxejhktr">
+      <w:hyperlink w:history="1" r:id="rIdvpkt13iili8rtf9zw49hd">
         <w:r>
           <w:rPr>
             <w:rFonts w:ascii="Arial" w:cs="Arial" w:eastAsia="Arial" w:hAnsi="Arial"/>
@@ -1426,7 +1426,7 @@
         </w:rPr>
         <w:t xml:space="preserve"> (</w:t>
       </w:r>
-      <w:hyperlink w:history="1" r:id="rIdgtjt9i-74u9mboczuu-z7">
+      <w:hyperlink w:history="1" r:id="rIdu-fpxihfjeu7vjgxvzijq">
         <w:r>
           <w:rPr>
             <w:rFonts w:ascii="Arial" w:cs="Arial" w:eastAsia="Arial" w:hAnsi="Arial"/>

--- a/data/outputs/v2/General_Science/SS1.3_Nutrition_in_Animals/quiz/General_Science_G10_SS1.3_Nutrition_in_Animals_L7_AnswerKey.docx
+++ b/data/outputs/v2/General_Science/SS1.3_Nutrition_in_Animals/quiz/General_Science_G10_SS1.3_Nutrition_in_Animals_L7_AnswerKey.docx
@@ -1405,7 +1405,7 @@
         </w:rPr>
         <w:t xml:space="preserve">© 2026 SeaVuria and ARES. Aligned with KICD objectives. Developed by SeaVuria; technical implementation by ARES (with AI assistance from Claude). Licensed under </w:t>
       </w:r>
-      <w:hyperlink w:history="1" r:id="rIdvpkt13iili8rtf9zw49hd">
+      <w:hyperlink w:history="1" r:id="rIdf9_vnyjzcunenwk97ikuw">
         <w:r>
           <w:rPr>
             <w:rFonts w:ascii="Arial" w:cs="Arial" w:eastAsia="Arial" w:hAnsi="Arial"/>
@@ -1426,7 +1426,7 @@
         </w:rPr>
         <w:t xml:space="preserve"> (</w:t>
       </w:r>
-      <w:hyperlink w:history="1" r:id="rIdu-fpxihfjeu7vjgxvzijq">
+      <w:hyperlink w:history="1" r:id="rId3hklyy1ml0pi8yzzgj8ie">
         <w:r>
           <w:rPr>
             <w:rFonts w:ascii="Arial" w:cs="Arial" w:eastAsia="Arial" w:hAnsi="Arial"/>

--- a/data/outputs/v2/General_Science/SS1.3_Nutrition_in_Animals/quiz/General_Science_G10_SS1.3_Nutrition_in_Animals_L7_AnswerKey.docx
+++ b/data/outputs/v2/General_Science/SS1.3_Nutrition_in_Animals/quiz/General_Science_G10_SS1.3_Nutrition_in_Animals_L7_AnswerKey.docx
@@ -1405,7 +1405,7 @@
         </w:rPr>
         <w:t xml:space="preserve">© 2026 SeaVuria and ARES. Aligned with KICD objectives. Developed by SeaVuria; technical implementation by ARES (with AI assistance from Claude). Licensed under </w:t>
       </w:r>
-      <w:hyperlink w:history="1" r:id="rIdf9_vnyjzcunenwk97ikuw">
+      <w:hyperlink w:history="1" r:id="rIdq3bpvctethcsjf8qjm6sm">
         <w:r>
           <w:rPr>
             <w:rFonts w:ascii="Arial" w:cs="Arial" w:eastAsia="Arial" w:hAnsi="Arial"/>
@@ -1426,7 +1426,7 @@
         </w:rPr>
         <w:t xml:space="preserve"> (</w:t>
       </w:r>
-      <w:hyperlink w:history="1" r:id="rId3hklyy1ml0pi8yzzgj8ie">
+      <w:hyperlink w:history="1" r:id="rId-sa4z1hvkp35drkszpxsy">
         <w:r>
           <w:rPr>
             <w:rFonts w:ascii="Arial" w:cs="Arial" w:eastAsia="Arial" w:hAnsi="Arial"/>
